--- a/static/downloads/fr/docx/INDEX.docx
+++ b/static/downloads/fr/docx/INDEX.docx
@@ -30,7 +30,7 @@
         <w:t xml:space="preserve"> </w:t>
       </w:r>
       <w:r>
-        <w:t xml:space="preserve">2026-06-26</w:t>
+        <w:t xml:space="preserve">2026-07-07</w:t>
       </w:r>
     </w:p>
     <w:p>

--- a/static/downloads/fr/docx/INDEX.docx
+++ b/static/downloads/fr/docx/INDEX.docx
@@ -30,7 +30,7 @@
         <w:t xml:space="preserve"> </w:t>
       </w:r>
       <w:r>
-        <w:t xml:space="preserve">2026-07-07</w:t>
+        <w:t xml:space="preserve">2026-08-31</w:t>
       </w:r>
     </w:p>
     <w:p>
